--- a/FinAgent-Pro-答辩演讲稿.docx
+++ b/FinAgent-Pro-答辩演讲稿.docx
@@ -771,43 +771,23 @@
         <w:spacing w:after="100" w:before="160"/>
       </w:pPr>
       <w:r>
-        <w:rPr>
-          <w:rFonts w:ascii="Calibri" w:cs="Calibri" w:eastAsia="Calibri" w:hAnsi="Calibri"/>
-          <w:b/>
-          <w:bCs/>
-          <w:color w:val="1F2937"/>
-          <w:sz w:val="24"/>
-          <w:szCs w:val="24"/>
-        </w:rPr>
-        <w:t xml:space="preserve">多智能体链式协作</w:t>
-      </w:r>
-    </w:p>
-    <w:p>
-      <w:pPr>
-        <w:spacing w:after="180" w:line="380"/>
-      </w:pPr>
-      <w:r>
-        <w:rPr>
-          <w:rFonts w:ascii="Calibri" w:cs="Calibri" w:eastAsia="Calibri" w:hAnsi="Calibri"/>
-          <w:color w:val="1F2937"/>
-          <w:sz w:val="22"/>
-          <w:szCs w:val="22"/>
-        </w:rPr>
-        <w:t xml:space="preserve">接下来我重点介绍三大核心创新。第一个创新是多智能体链式协作。</w:t>
-      </w:r>
-    </w:p>
-    <w:p>
-      <w:pPr>
-        <w:spacing w:after="180" w:line="380"/>
-      </w:pPr>
-      <w:r>
-        <w:rPr>
-          <w:rFonts w:ascii="Calibri" w:cs="Calibri" w:eastAsia="Calibri" w:hAnsi="Calibri"/>
-          <w:color w:val="1F2937"/>
-          <w:sz w:val="22"/>
-          <w:szCs w:val="22"/>
-        </w:rPr>
-        <w:t xml:space="preserve">与传统的并行调用模式不同，我们的四个 Agent 是串行链式执行的。数据采集→情绪感知→风险评估→组合配置，每一步的输出都是下一步的输入，Agent 之间实现了真实的数据传递。</w:t>
+        <w:t>多智能体DAG 并行编排</w:t>
+      </w:r>
+    </w:p>
+    <w:p>
+      <w:pPr>
+        <w:spacing w:after="180" w:line="380"/>
+      </w:pPr>
+      <w:r>
+        <w:t>接下来我重点介绍三大核心创新。第一个创新是多智能体DAG 并行编排。</w:t>
+      </w:r>
+    </w:p>
+    <w:p>
+      <w:pPr>
+        <w:spacing w:after="180" w:line="380"/>
+      </w:pPr>
+      <w:r>
+        <w:t>与传统的并行调用模式不同，我们的四个 Agent 是串行DAG 并行编排执行的。数据采集→情绪感知→风险评估→组合配置，每一步的输出都是下一步的输入，Agent 之间实现了真实的数据传递。</w:t>
       </w:r>
     </w:p>
     <w:p>
@@ -1147,13 +1127,7 @@
         <w:spacing w:after="180" w:line="380"/>
       </w:pPr>
       <w:r>
-        <w:rPr>
-          <w:rFonts w:ascii="Calibri" w:cs="Calibri" w:eastAsia="Calibri" w:hAnsi="Calibri"/>
-          <w:color w:val="1F2937"/>
-          <w:sz w:val="22"/>
-          <w:szCs w:val="22"/>
-        </w:rPr>
-        <w:t xml:space="preserve">第三是全面测试覆盖。我们拥有 9 个测试模块、约 46KB 测试代码，覆盖了 WebSocket 管理器、会话记忆、CRUD 操作、认证依赖、市场数据服务等核心模块，并特别包含了安全边界测试。</w:t>
+        <w:t>第三是全面测试覆盖。我们拥有 102 个后端测试 + 3 个 E2E 测试、约 完整测试覆盖（pytest + Playwright），覆盖了 WebSocket 管理器、会话记忆、CRUD 操作、认证依赖、市场数据服务等核心模块，并特别包含了安全边界测试。</w:t>
       </w:r>
     </w:p>
     <w:p>
@@ -1713,13 +1687,7 @@
         <w:spacing w:after="180" w:line="380"/>
       </w:pPr>
       <w:r>
-        <w:rPr>
-          <w:rFonts w:ascii="Calibri" w:cs="Calibri" w:eastAsia="Calibri" w:hAnsi="Calibri"/>
-          <w:color w:val="1F2937"/>
-          <w:sz w:val="22"/>
-          <w:szCs w:val="22"/>
-        </w:rPr>
-        <w:t xml:space="preserve">首先是真实多智能体协作。我们的 Agent 之间是真实的数据传递，而不是简单的并行调用。Orchestrator 统一规划任务，实现了真正的链式决策闭环。</w:t>
+        <w:t>首先是真实多智能体协作。我们的 Agent 之间是真实的数据传递，而不是简单的并行调用。Orchestrator 统一规划任务，实现了真正的DAG 决策闭环。</w:t>
       </w:r>
     </w:p>
     <w:p>
